--- a/en/wisdom-stories/value-of-your-family.docx
+++ b/en/wisdom-stories/value-of-your-family.docx
@@ -4,162 +4,81 @@
   <w:body>
     <w:p>
       <w:pPr>
-        <w:spacing w:before="0" w:after="60"/>
-        <w:jc w:val="left"/>
+        <w:pStyle w:val="Title"/>
       </w:pPr>
       <w:r>
-        <w:rPr>
-          <w:rFonts w:ascii="Arial" w:hAnsi="Arial" w:eastAsia="Arial"/>
-          <w:i w:val="0"/>
-          <w:color w:val="000000"/>
-          <w:sz w:val="52"/>
-        </w:rPr>
         <w:t>The Value of Your Family</w:t>
       </w:r>
     </w:p>
     <w:p>
-      <w:pPr>
-        <w:jc w:val="left"/>
-      </w:pPr>
+      <w:pPr/>
       <w:r>
-        <w:rPr>
-          <w:rFonts w:ascii="Arial" w:hAnsi="Arial" w:eastAsia="Arial"/>
-          <w:i w:val="0"/>
-          <w:color w:val="000000"/>
-          <w:sz w:val="22"/>
-        </w:rPr>
-        <w:t>One evening, a son came to his father and said he wanted to ask him a question. The father agreed. The son got straight to the point and asked his father how much money he earned in an hour of work. The father was troubled by this question and wanted to know why his son was asking such a question. The son said he was just curious and waited for an answer. Finally, the father gave in and said that he earned a hundred dollars an hour.</w:t>
+        <w:t>One evening, a little boy asked his father, “How much do you earn in an hour?” The father wanted to know why. “I’m just curious,” the boy said. Reluctantly, his father answered, “A hundred dollars.”</w:t>
+      </w:r>
+    </w:p>
+    <w:p>
+      <w:pPr/>
+      <w:r>
+        <w:t>The boy looked down, then asked, “Could you lend me fifty?” His father grew angry, assuming he wanted a pointless toy. He refused and sent the boy to bed. The child went quietly.</w:t>
+      </w:r>
+    </w:p>
+    <w:p>
+      <w:pPr/>
+      <w:r>
+        <w:t>After pacing for a while, the father calmed down. He had not even asked what the money was for. Feeling guilty, he knocked on his son’s door. “Are you awake?”</w:t>
+      </w:r>
+    </w:p>
+    <w:p>
+      <w:pPr/>
+      <w:r>
+        <w:t>He went in and apologized. “I had a difficult day and took it out on you. Here’s the fifty dollars.” The boy brightened and pulled some money from beneath his pillow. As he counted it, his father’s irritation returned. “Why ask for more when you already have money?”</w:t>
+      </w:r>
+    </w:p>
+    <w:p>
+      <w:pPr/>
+      <w:r>
+        <w:t>“Because I didn’t have enough. Now I have a hundred dollars.” He held it out. “Can I buy an hour of your time? Could you come home early tomorrow and have lunch with me?”</w:t>
       </w:r>
     </w:p>
     <w:p>
       <w:pPr>
-        <w:jc w:val="left"/>
+        <w:keepNext/>
       </w:pPr>
       <w:r>
-        <w:rPr>
-          <w:rFonts w:ascii="Arial" w:hAnsi="Arial" w:eastAsia="Arial"/>
-          <w:i w:val="0"/>
-          <w:color w:val="000000"/>
-          <w:sz w:val="22"/>
-        </w:rPr>
-        <w:t>Hearing this, the son lowered his head, was silent for a moment, and then asked his father to borrow fifty dollars. This request angered the father; he refused, thinking that his son would spend the money on a meaningless toy or something unnecessary, and told him to go to his room and sleep. The son went to his room without protesting, quietly closing the door.</w:t>
-      </w:r>
-    </w:p>
-    <w:p>
-      <w:pPr>
-        <w:jc w:val="left"/>
-      </w:pPr>
-      <w:r>
-        <w:rPr>
-          <w:rFonts w:ascii="Arial" w:hAnsi="Arial" w:eastAsia="Arial"/>
-          <w:i w:val="0"/>
-          <w:color w:val="000000"/>
-          <w:sz w:val="22"/>
-        </w:rPr>
-        <w:t>The father tried to calm down by pacing the room. After a while, he calmed down and admitted to himself that it was wrong for his son to get angry without asking why he wanted the money. The father, tormented by a guilty conscience, went to his son's room, knocked lightly on the door, and asked if he was asleep. The son replied that he was still awake.</w:t>
-      </w:r>
-    </w:p>
-    <w:p>
-      <w:pPr>
-        <w:jc w:val="left"/>
-      </w:pPr>
-      <w:r>
-        <w:rPr>
-          <w:rFonts w:ascii="Arial" w:hAnsi="Arial" w:eastAsia="Arial"/>
-          <w:i w:val="0"/>
-          <w:color w:val="000000"/>
-          <w:sz w:val="22"/>
-        </w:rPr>
-        <w:t>The father entered the room and apologized for his harsh behavior. He admitted that he had taken the stress of the day out of his son, handed him fifty dollars, and told him to spend it as he pleased. The son thanked him joyfully, took out the money he had hidden under his pillow, counted it, and looked at his father. Seeing this, the father became angry again and asked his son why he had asked for more money when he had money.</w:t>
-      </w:r>
-    </w:p>
-    <w:p>
-      <w:pPr>
-        <w:jc w:val="left"/>
-      </w:pPr>
-      <w:r>
-        <w:rPr>
-          <w:rFonts w:ascii="Arial" w:hAnsi="Arial" w:eastAsia="Arial"/>
-          <w:i w:val="0"/>
-          <w:color w:val="000000"/>
-          <w:sz w:val="22"/>
-        </w:rPr>
-        <w:t>The son explained that the money he had saved before was not enough to buy what he wanted, and now he had exactly one hundred dollars. Then he asked his father if he could "buy" a watch for him - he asked him to come home from work early tomorrow and have lunch with him.</w:t>
-      </w:r>
-    </w:p>
-    <w:p>
-      <w:pPr>
-        <w:jc w:val="left"/>
-      </w:pPr>
-      <w:r>
-        <w:rPr>
-          <w:rFonts w:ascii="Arial" w:hAnsi="Arial" w:eastAsia="Arial"/>
-          <w:i w:val="0"/>
-          <w:color w:val="000000"/>
-          <w:sz w:val="22"/>
-        </w:rPr>
         <w:t>These words deeply moved the father, and his eyes filled with tears. He hugged his little son and apologized to him.</w:t>
       </w:r>
     </w:p>
     <w:p>
       <w:pPr>
-        <w:pStyle w:val="Moral"/>
         <w:keepNext/>
         <w:keepLines/>
-        <w:widowControl/>
-        <w:spacing w:before="240" w:after="180" w:line="283" w:lineRule="auto"/>
-        <w:ind w:left="240" w:right="240"/>
-        <w:jc w:val="left"/>
-        <w:pBdr>
-          <w:top w:val="single" w:sz="8" w:space="7" w:color="E8D59A"/>
-          <w:left w:val="single" w:sz="32" w:space="11" w:color="C6A23A"/>
-          <w:bottom w:val="single" w:sz="8" w:space="7" w:color="E8D59A"/>
-          <w:right w:val="single" w:sz="8" w:space="11" w:color="E8D59A"/>
-        </w:pBdr>
-        <w:shd w:val="clear" w:color="auto" w:fill="FFF8E1"/>
+        <w:spacing w:before="160"/>
       </w:pPr>
       <w:r>
         <w:rPr>
-          <w:rFonts w:ascii="Arial" w:hAnsi="Arial" w:eastAsia="Arial" w:cs="Arial"/>
           <w:b/>
-          <w:i w:val="0"/>
-          <w:color w:val="9A7417"/>
-          <w:sz w:val="22"/>
         </w:rPr>
-        <w:t xml:space="preserve">Moral: </w:t>
+        <w:t>Moral:</w:t>
       </w:r>
       <w:r>
-        <w:rPr>
-          <w:rFonts w:ascii="Arial" w:hAnsi="Arial" w:eastAsia="Arial" w:cs="Arial"/>
-          <w:b w:val="0"/>
-          <w:i w:val="0"/>
-          <w:color w:val="3F3826"/>
-          <w:sz w:val="22"/>
-        </w:rPr>
-        <w:t>The greatest need of children is the attention, love, and time spent with them by their parents.</w:t>
+        <w:t xml:space="preserve"> The greatest need of children is the attention, love, and time spent with them by their parents.</w:t>
       </w:r>
     </w:p>
     <w:p>
       <w:pPr>
-        <w:keepLines/>
-        <w:widowControl/>
-        <w:spacing w:before="60" w:after="0" w:line="240" w:lineRule="auto"/>
-        <w:jc w:val="right"/>
+        <w:spacing w:after="80"/>
       </w:pPr>
       <w:r>
         <w:rPr>
-          <w:rFonts w:ascii="Arial" w:hAnsi="Arial" w:eastAsia="Arial" w:cs="Arial"/>
-          <w:b w:val="0"/>
           <w:i/>
-          <w:color w:val="8A7950"/>
-          <w:sz w:val="17"/>
+          <w:sz w:val="18"/>
         </w:rPr>
-        <w:t>The story was obtained from open Internet sources.</w:t>
+        <w:t>Source: Publicly available internet sources.</w:t>
       </w:r>
     </w:p>
     <w:sectPr>
       <w:pgSz w:w="12240" w:h="15840"/>
-      <w:pgMar w:top="1440" w:right="1440" w:bottom="1440" w:left="1440" w:header="708" w:footer="708" w:gutter="0"/>
+      <w:pgMar w:top="1080" w:right="1224" w:bottom="1080" w:left="1224" w:header="720" w:footer="720" w:gutter="0"/>
       <w:cols w:space="720"/>
       <w:docGrid w:linePitch="360"/>
     </w:sectPr>
@@ -531,12 +450,14 @@
     <w:qFormat/>
     <w:rsid w:val="00FC693F"/>
     <w:pPr>
-      <w:spacing w:before="0" w:after="160" w:line="276" w:lineRule="auto"/>
+      <w:widowControl/>
+      <w:spacing w:after="120" w:line="259" w:lineRule="auto"/>
     </w:pPr>
     <w:rPr>
-      <w:rFonts w:ascii="Arial" w:hAnsi="Arial" w:eastAsia="Arial"/>
+      <w:rFonts w:ascii="Arial" w:hAnsi="Arial"/>
       <w:color w:val="000000"/>
       <w:sz w:val="22"/>
+      <w:lang w:val="en-US"/>
     </w:rPr>
   </w:style>
   <w:style w:type="paragraph" w:styleId="Header">
@@ -880,18 +801,17 @@
     <w:qFormat/>
     <w:rsid w:val="00FC693F"/>
     <w:pPr>
-      <w:pBdr>
-        <w:bottom w:val="single" w:sz="8" w:space="4" w:color="4F81BD" w:themeColor="accent1"/>
-      </w:pBdr>
-      <w:spacing w:after="300" w:line="240" w:lineRule="auto"/>
+      <w:keepNext/>
+      <w:spacing w:after="280" w:line="240" w:lineRule="auto"/>
       <w:contextualSpacing/>
     </w:pPr>
     <w:rPr>
-      <w:rFonts w:asciiTheme="majorHAnsi" w:eastAsiaTheme="majorEastAsia" w:hAnsiTheme="majorHAnsi" w:cstheme="majorBidi"/>
-      <w:color w:val="17365D" w:themeColor="text2" w:themeShade="BF"/>
+      <w:rFonts w:asciiTheme="majorHAnsi" w:eastAsiaTheme="majorEastAsia" w:hAnsiTheme="majorHAnsi" w:cstheme="majorBidi" w:ascii="Arial" w:hAnsi="Arial"/>
+      <w:b/>
+      <w:color w:val="000000"/>
       <w:spacing w:val="5"/>
       <w:kern w:val="28"/>
-      <w:sz w:val="52"/>
+      <w:sz w:val="34"/>
       <w:szCs w:val="52"/>
     </w:rPr>
   </w:style>
@@ -1367,9 +1287,6 @@
     <w:qFormat/>
     <w:rsid w:val="00FC693F"/>
     <w:pPr>
-      <w:pBdr>
-        <w:bottom w:val="single" w:sz="4" w:space="4" w:color="4F81BD" w:themeColor="accent1"/>
-      </w:pBdr>
       <w:spacing w:before="200" w:after="280"/>
       <w:ind w:left="936" w:right="936"/>
     </w:pPr>
@@ -12220,18 +12137,6 @@
         <w:shd w:val="clear" w:color="auto" w:fill="FBCAA2" w:themeFill="accent6" w:themeFillTint="7F"/>
       </w:tcPr>
     </w:tblStylePr>
-  </w:style>
-  <w:style w:type="paragraph" w:customStyle="1" w:styleId="Moral">
-    <w:name w:val="Moral"/>
-    <w:basedOn w:val="Normal"/>
-    <w:pPr>
-      <w:spacing w:before="160" w:after="0" w:line="276" w:lineRule="auto"/>
-    </w:pPr>
-    <w:rPr>
-      <w:rFonts w:ascii="Arial" w:hAnsi="Arial" w:eastAsia="Arial"/>
-      <w:i/>
-      <w:sz w:val="22"/>
-    </w:rPr>
   </w:style>
 </w:styles>
 </file>

--- a/en/wisdom-stories/value-of-your-family.docx
+++ b/en/wisdom-stories/value-of-your-family.docx
@@ -19,25 +19,25 @@
     <w:p>
       <w:pPr/>
       <w:r>
-        <w:t>The boy looked down, then asked, “Could you lend me fifty?” His father grew angry, assuming he wanted a pointless toy. He refused and sent the boy to bed. The child went quietly.</w:t>
+        <w:t>The boy looked down, then asked, “Could you lend me fifty?” His father grew angry, assuming he wanted a pointless toy or something unnecessary. He refused and sent the boy to bed. The child went to his room and quietly closed the door.</w:t>
       </w:r>
     </w:p>
     <w:p>
       <w:pPr/>
       <w:r>
-        <w:t>After pacing for a while, the father calmed down. He had not even asked what the money was for. Feeling guilty, he knocked on his son’s door. “Are you awake?”</w:t>
+        <w:t>After pacing for a while, the father calmed down. He had not even asked what the money was for. Feeling guilty, he knocked on his son’s door. “Are you awake?” The boy said he was still awake.</w:t>
       </w:r>
     </w:p>
     <w:p>
       <w:pPr/>
       <w:r>
-        <w:t>He went in and apologized. “I had a difficult day and took it out on you. Here’s the fifty dollars.” The boy brightened and pulled some money from beneath his pillow. As he counted it, his father’s irritation returned. “Why ask for more when you already have money?”</w:t>
+        <w:t>He went in and apologized. “I had a difficult day and took it out on you. Here are the fifty dollars. Spend them as you wish.” The boy joyfully thanked him and pulled some money from beneath his pillow. As he counted it, his father’s irritation returned. “Why ask for more when you already have money?”</w:t>
       </w:r>
     </w:p>
     <w:p>
       <w:pPr/>
       <w:r>
-        <w:t>“Because I didn’t have enough. Now I have a hundred dollars.” He held it out. “Can I buy an hour of your time? Could you come home early tomorrow and have lunch with me?”</w:t>
+        <w:t>“Because I didn’t have enough. Now I have exactly one hundred dollars.” “Can I buy an hour of your time? Could you come home early tomorrow and eat with me?”</w:t>
       </w:r>
     </w:p>
     <w:p>
@@ -58,11 +58,9 @@
         <w:rPr>
           <w:b/>
         </w:rPr>
-        <w:t>Moral:</w:t>
+        <w:t>Moral: The greatest need of children is the attention, love, and time spent with them by their parents.</w:t>
       </w:r>
-      <w:r>
-        <w:t xml:space="preserve"> The greatest need of children is the attention, love, and time spent with them by their parents.</w:t>
-      </w:r>
+      <w:r/>
     </w:p>
     <w:p>
       <w:pPr>
@@ -73,7 +71,7 @@
           <w:i/>
           <w:sz w:val="18"/>
         </w:rPr>
-        <w:t>Source: Publicly available internet sources.</w:t>
+        <w:t>Stories are taken from open Internet sources; illustrations were created with AI.</w:t>
       </w:r>
     </w:p>
     <w:sectPr>
